--- a/storage/templates/records/3-测评方案评审表.docx
+++ b/storage/templates/records/3-测评方案评审表.docx
@@ -350,11 +350,54 @@
             </w:pPr>
             <w:r>
               <w:rPr>
-                <w:rFonts w:hint="eastAsia" w:ascii="Times New Roman" w:hAnsi="Times New Roman"/>
-                <w:szCs w:val="21"/>
-              </w:rPr>
-              <w:t>{{evaluate_plan_approve_leader}}</w:t>
-            </w:r>
+                <w:rFonts w:hint="eastAsia" w:ascii="Times New Roman" w:hAnsi="Times New Roman" w:cs="Arial"/>
+              </w:rPr>
+              <w:t>{{project_</w:t>
+            </w:r>
+            <w:r>
+              <w:rPr>
+                <w:rFonts w:hint="eastAsia" w:ascii="Times New Roman" w:hAnsi="Times New Roman" w:eastAsia="宋体" w:cs="Arial"/>
+                <w:color w:val="333333"/>
+                <w:szCs w:val="24"/>
+                <w:shd w:val="clear" w:color="auto" w:fill="FFFFFF"/>
+              </w:rPr>
+              <w:t>q</w:t>
+            </w:r>
+            <w:r>
+              <w:rPr>
+                <w:rFonts w:ascii="Times New Roman" w:hAnsi="Times New Roman" w:eastAsia="宋体" w:cs="Arial"/>
+                <w:color w:val="333333"/>
+                <w:szCs w:val="24"/>
+                <w:shd w:val="clear" w:color="auto" w:fill="FFFFFF"/>
+              </w:rPr>
+              <w:t>uality</w:t>
+            </w:r>
+            <w:r>
+              <w:rPr>
+                <w:rFonts w:hint="eastAsia" w:ascii="Times New Roman" w:hAnsi="Times New Roman" w:eastAsia="宋体" w:cs="Arial"/>
+                <w:color w:val="333333"/>
+                <w:szCs w:val="24"/>
+                <w:shd w:val="clear" w:color="auto" w:fill="FFFFFF"/>
+              </w:rPr>
+              <w:t>_s</w:t>
+            </w:r>
+            <w:r>
+              <w:rPr>
+                <w:rFonts w:ascii="Times New Roman" w:hAnsi="Times New Roman" w:eastAsia="宋体" w:cs="Arial"/>
+                <w:color w:val="333333"/>
+                <w:szCs w:val="24"/>
+                <w:shd w:val="clear" w:color="auto" w:fill="FFFFFF"/>
+              </w:rPr>
+              <w:t>upervisor</w:t>
+            </w:r>
+            <w:r>
+              <w:rPr>
+                <w:rFonts w:hint="eastAsia" w:ascii="Times New Roman" w:hAnsi="Times New Roman" w:cs="Arial"/>
+              </w:rPr>
+              <w:t>}}</w:t>
+            </w:r>
+            <w:bookmarkStart w:id="0" w:name="_GoBack"/>
+            <w:bookmarkEnd w:id="0"/>
           </w:p>
         </w:tc>
       </w:tr>
@@ -420,16 +463,7 @@
                 <w:rFonts w:hint="eastAsia" w:ascii="Times New Roman" w:hAnsi="Times New Roman"/>
                 <w:szCs w:val="21"/>
               </w:rPr>
-              <w:t xml:space="preserve">{{evaluate_plan_approve_member1}} </w:t>
-            </w:r>
-            <w:bookmarkStart w:id="0" w:name="_GoBack"/>
-            <w:bookmarkEnd w:id="0"/>
-            <w:r>
-              <w:rPr>
-                <w:rFonts w:hint="eastAsia" w:ascii="Times New Roman" w:hAnsi="Times New Roman"/>
-                <w:szCs w:val="21"/>
-              </w:rPr>
-              <w:t>{{evaluate_plan_approve_member2}} {{evaluate_plan_approve_member3}}</w:t>
+              <w:t>{{evaluate_plan_approve_member1}} {{evaluate_plan_approve_member2}} {{evaluate_plan_approve_member3}}</w:t>
             </w:r>
           </w:p>
         </w:tc>
@@ -596,14 +630,7 @@
                 <w:rFonts w:ascii="Times New Roman" w:hAnsi="Times New Roman"/>
                 <w:szCs w:val="21"/>
               </w:rPr>
-              <w:t>是</w:t>
-            </w:r>
-            <w:r>
-              <w:rPr>
-                <w:rFonts w:ascii="Times New Roman" w:hAnsi="Times New Roman"/>
-                <w:szCs w:val="21"/>
-              </w:rPr>
-              <w:t xml:space="preserve"> </w:t>
+              <w:t xml:space="preserve">是 </w:t>
             </w:r>
             <w:r>
               <w:rPr>
@@ -683,14 +710,7 @@
                 <w:rFonts w:ascii="Times New Roman" w:hAnsi="Times New Roman"/>
                 <w:szCs w:val="21"/>
               </w:rPr>
-              <w:t>是</w:t>
-            </w:r>
-            <w:r>
-              <w:rPr>
-                <w:rFonts w:ascii="Times New Roman" w:hAnsi="Times New Roman"/>
-                <w:szCs w:val="21"/>
-              </w:rPr>
-              <w:t xml:space="preserve"> </w:t>
+              <w:t xml:space="preserve">是 </w:t>
             </w:r>
             <w:r>
               <w:rPr>
@@ -771,14 +791,7 @@
                 <w:rFonts w:ascii="Times New Roman" w:hAnsi="Times New Roman"/>
                 <w:szCs w:val="21"/>
               </w:rPr>
-              <w:t>是</w:t>
-            </w:r>
-            <w:r>
-              <w:rPr>
-                <w:rFonts w:ascii="Times New Roman" w:hAnsi="Times New Roman"/>
-                <w:szCs w:val="21"/>
-              </w:rPr>
-              <w:t xml:space="preserve"> </w:t>
+              <w:t xml:space="preserve">是 </w:t>
             </w:r>
             <w:r>
               <w:rPr>
@@ -970,28 +983,14 @@
                 <w:rFonts w:ascii="Times New Roman" w:hAnsi="Times New Roman"/>
                 <w:szCs w:val="21"/>
               </w:rPr>
-              <w:t>是</w:t>
-            </w:r>
-            <w:r>
-              <w:rPr>
-                <w:rFonts w:ascii="Times New Roman" w:hAnsi="Times New Roman"/>
-                <w:szCs w:val="21"/>
-              </w:rPr>
-              <w:t xml:space="preserve"> </w:t>
-            </w:r>
-            <w:r>
-              <w:rPr>
-                <w:rFonts w:hint="eastAsia" w:ascii="Times New Roman" w:hAnsi="Times New Roman"/>
-                <w:szCs w:val="21"/>
-              </w:rPr>
-              <w:t xml:space="preserve">    </w:t>
-            </w:r>
-            <w:r>
-              <w:rPr>
-                <w:rFonts w:hint="eastAsia" w:ascii="Times New Roman" w:hAnsi="Times New Roman"/>
-                <w:szCs w:val="21"/>
-              </w:rPr>
-              <w:t>□</w:t>
+              <w:t xml:space="preserve">是 </w:t>
+            </w:r>
+            <w:r>
+              <w:rPr>
+                <w:rFonts w:hint="eastAsia" w:ascii="Times New Roman" w:hAnsi="Times New Roman"/>
+                <w:szCs w:val="21"/>
+              </w:rPr>
+              <w:t xml:space="preserve">    □</w:t>
             </w:r>
             <w:r>
               <w:rPr>
@@ -1065,28 +1064,14 @@
                 <w:rFonts w:ascii="Times New Roman" w:hAnsi="Times New Roman"/>
                 <w:szCs w:val="21"/>
               </w:rPr>
-              <w:t>是</w:t>
-            </w:r>
-            <w:r>
-              <w:rPr>
-                <w:rFonts w:ascii="Times New Roman" w:hAnsi="Times New Roman"/>
-                <w:szCs w:val="21"/>
-              </w:rPr>
-              <w:t xml:space="preserve"> </w:t>
-            </w:r>
-            <w:r>
-              <w:rPr>
-                <w:rFonts w:hint="eastAsia" w:ascii="Times New Roman" w:hAnsi="Times New Roman"/>
-                <w:szCs w:val="21"/>
-              </w:rPr>
-              <w:t xml:space="preserve">    </w:t>
-            </w:r>
-            <w:r>
-              <w:rPr>
-                <w:rFonts w:hint="eastAsia" w:ascii="Times New Roman" w:hAnsi="Times New Roman"/>
-                <w:szCs w:val="21"/>
-              </w:rPr>
-              <w:t>□</w:t>
+              <w:t xml:space="preserve">是 </w:t>
+            </w:r>
+            <w:r>
+              <w:rPr>
+                <w:rFonts w:hint="eastAsia" w:ascii="Times New Roman" w:hAnsi="Times New Roman"/>
+                <w:szCs w:val="21"/>
+              </w:rPr>
+              <w:t xml:space="preserve">    □</w:t>
             </w:r>
             <w:r>
               <w:rPr>
@@ -1160,28 +1145,14 @@
                 <w:rFonts w:ascii="Times New Roman" w:hAnsi="Times New Roman"/>
                 <w:szCs w:val="21"/>
               </w:rPr>
-              <w:t>是</w:t>
-            </w:r>
-            <w:r>
-              <w:rPr>
-                <w:rFonts w:ascii="Times New Roman" w:hAnsi="Times New Roman"/>
-                <w:szCs w:val="21"/>
-              </w:rPr>
-              <w:t xml:space="preserve"> </w:t>
-            </w:r>
-            <w:r>
-              <w:rPr>
-                <w:rFonts w:hint="eastAsia" w:ascii="Times New Roman" w:hAnsi="Times New Roman"/>
-                <w:szCs w:val="21"/>
-              </w:rPr>
-              <w:t xml:space="preserve">    </w:t>
-            </w:r>
-            <w:r>
-              <w:rPr>
-                <w:rFonts w:hint="eastAsia" w:ascii="Times New Roman" w:hAnsi="Times New Roman"/>
-                <w:szCs w:val="21"/>
-              </w:rPr>
-              <w:t>□</w:t>
+              <w:t xml:space="preserve">是 </w:t>
+            </w:r>
+            <w:r>
+              <w:rPr>
+                <w:rFonts w:hint="eastAsia" w:ascii="Times New Roman" w:hAnsi="Times New Roman"/>
+                <w:szCs w:val="21"/>
+              </w:rPr>
+              <w:t xml:space="preserve">    □</w:t>
             </w:r>
             <w:r>
               <w:rPr>
@@ -1248,28 +1219,14 @@
                 <w:rFonts w:ascii="Times New Roman" w:hAnsi="Times New Roman"/>
                 <w:szCs w:val="21"/>
               </w:rPr>
-              <w:t>是</w:t>
-            </w:r>
-            <w:r>
-              <w:rPr>
-                <w:rFonts w:ascii="Times New Roman" w:hAnsi="Times New Roman"/>
-                <w:szCs w:val="21"/>
-              </w:rPr>
-              <w:t xml:space="preserve"> </w:t>
-            </w:r>
-            <w:r>
-              <w:rPr>
-                <w:rFonts w:hint="eastAsia" w:ascii="Times New Roman" w:hAnsi="Times New Roman"/>
-                <w:szCs w:val="21"/>
-              </w:rPr>
-              <w:t xml:space="preserve">    </w:t>
-            </w:r>
-            <w:r>
-              <w:rPr>
-                <w:rFonts w:hint="eastAsia" w:ascii="Times New Roman" w:hAnsi="Times New Roman"/>
-                <w:szCs w:val="21"/>
-              </w:rPr>
-              <w:t>□</w:t>
+              <w:t xml:space="preserve">是 </w:t>
+            </w:r>
+            <w:r>
+              <w:rPr>
+                <w:rFonts w:hint="eastAsia" w:ascii="Times New Roman" w:hAnsi="Times New Roman"/>
+                <w:szCs w:val="21"/>
+              </w:rPr>
+              <w:t xml:space="preserve">    □</w:t>
             </w:r>
             <w:r>
               <w:rPr>
@@ -1343,28 +1300,14 @@
                 <w:rFonts w:ascii="Times New Roman" w:hAnsi="Times New Roman"/>
                 <w:szCs w:val="21"/>
               </w:rPr>
-              <w:t>是</w:t>
-            </w:r>
-            <w:r>
-              <w:rPr>
-                <w:rFonts w:ascii="Times New Roman" w:hAnsi="Times New Roman"/>
-                <w:szCs w:val="21"/>
-              </w:rPr>
-              <w:t xml:space="preserve"> </w:t>
-            </w:r>
-            <w:r>
-              <w:rPr>
-                <w:rFonts w:hint="eastAsia" w:ascii="Times New Roman" w:hAnsi="Times New Roman"/>
-                <w:szCs w:val="21"/>
-              </w:rPr>
-              <w:t xml:space="preserve">    </w:t>
-            </w:r>
-            <w:r>
-              <w:rPr>
-                <w:rFonts w:hint="eastAsia" w:ascii="Times New Roman" w:hAnsi="Times New Roman"/>
-                <w:szCs w:val="21"/>
-              </w:rPr>
-              <w:t>□</w:t>
+              <w:t xml:space="preserve">是 </w:t>
+            </w:r>
+            <w:r>
+              <w:rPr>
+                <w:rFonts w:hint="eastAsia" w:ascii="Times New Roman" w:hAnsi="Times New Roman"/>
+                <w:szCs w:val="21"/>
+              </w:rPr>
+              <w:t xml:space="preserve">    □</w:t>
             </w:r>
             <w:r>
               <w:rPr>
